--- a/assets/templates/Договор об оказании платных медицинских услуг.docx
+++ b/assets/templates/Договор об оказании платных медицинских услуг.docx
@@ -27,14 +27,14 @@
     <w:tbl>
       <w:tblPr>
         <w:tblW w:w="5000" w:type="pct"/>
-        <w:jc w:val="start"/>
+        <w:jc w:val="left"/>
         <w:tblInd w:w="55" w:type="dxa"/>
         <w:tblLayout w:type="fixed"/>
         <w:tblCellMar>
           <w:top w:w="55" w:type="dxa"/>
-          <w:start w:w="55" w:type="dxa"/>
+          <w:left w:w="55" w:type="dxa"/>
           <w:bottom w:w="55" w:type="dxa"/>
-          <w:end w:w="55" w:type="dxa"/>
+          <w:right w:w="55" w:type="dxa"/>
         </w:tblCellMar>
       </w:tblPr>
       <w:tblGrid>
@@ -81,7 +81,7 @@
     <w:p>
       <w:pPr>
         <w:pStyle w:val="Normal"/>
-        <w:ind w:hanging="180" w:start="180" w:end="0"/>
+        <w:ind w:hanging="180" w:left="180" w:right="0"/>
         <w:jc w:val="center"/>
         <w:rPr>
           <w:spacing w:val="-2"/>
@@ -100,7 +100,7 @@
     <w:p>
       <w:pPr>
         <w:pStyle w:val="Normal"/>
-        <w:ind w:start="180" w:end="0"/>
+        <w:ind w:left="180" w:right="0"/>
         <w:jc w:val="both"/>
         <w:rPr>
           <w:rStyle w:val="Strong"/>
@@ -306,7 +306,7 @@
     <w:p>
       <w:pPr>
         <w:pStyle w:val="Style19"/>
-        <w:ind w:hanging="0" w:start="0" w:end="0"/>
+        <w:ind w:hanging="0" w:left="0" w:right="0"/>
         <w:rPr>
           <w:sz w:val="22"/>
           <w:szCs w:val="22"/>
@@ -326,7 +326,7 @@
     <w:p>
       <w:pPr>
         <w:pStyle w:val="Normal"/>
-        <w:ind w:firstLine="709" w:end="0"/>
+        <w:ind w:firstLine="709" w:right="0"/>
         <w:jc w:val="both"/>
         <w:rPr>
           <w:sz w:val="22"/>
@@ -344,7 +344,7 @@
     <w:p>
       <w:pPr>
         <w:pStyle w:val="Normal"/>
-        <w:ind w:firstLine="709" w:end="0"/>
+        <w:ind w:firstLine="709" w:right="0"/>
         <w:jc w:val="both"/>
         <w:rPr>
           <w:rFonts w:ascii="Times New Roman" w:hAnsi="Times New Roman" w:cs="Times New Roman"/>
@@ -381,7 +381,7 @@
     <w:p>
       <w:pPr>
         <w:pStyle w:val="Style19"/>
-        <w:ind w:firstLine="709" w:start="0" w:end="0"/>
+        <w:ind w:firstLine="709" w:left="0" w:right="0"/>
         <w:rPr>
           <w:rFonts w:ascii="Times New Roman" w:hAnsi="Times New Roman" w:cs="Times New Roman"/>
           <w:i w:val="false"/>
@@ -404,7 +404,7 @@
     <w:p>
       <w:pPr>
         <w:pStyle w:val="Style19"/>
-        <w:ind w:hanging="0" w:start="0" w:end="0"/>
+        <w:ind w:hanging="0" w:left="0" w:right="0"/>
         <w:rPr>
           <w:sz w:val="22"/>
           <w:szCs w:val="22"/>
@@ -450,7 +450,7 @@
     <w:p>
       <w:pPr>
         <w:pStyle w:val="Normal"/>
-        <w:ind w:firstLine="709" w:end="0"/>
+        <w:ind w:firstLine="709" w:right="0"/>
         <w:jc w:val="both"/>
         <w:rPr>
           <w:spacing w:val="-3"/>
@@ -469,7 +469,7 @@
     <w:p>
       <w:pPr>
         <w:pStyle w:val="Normal"/>
-        <w:ind w:firstLine="709" w:end="0"/>
+        <w:ind w:firstLine="709" w:right="0"/>
         <w:jc w:val="center"/>
         <w:rPr>
           <w:b/>
@@ -489,7 +489,7 @@
     <w:p>
       <w:pPr>
         <w:pStyle w:val="Normal"/>
-        <w:ind w:firstLine="708" w:end="0"/>
+        <w:ind w:firstLine="708" w:right="0"/>
         <w:jc w:val="both"/>
         <w:rPr>
           <w:sz w:val="22"/>
@@ -610,24 +610,24 @@
     <w:p>
       <w:pPr>
         <w:pStyle w:val="Normal"/>
-        <w:ind w:firstLine="708" w:end="0"/>
-        <w:jc w:val="both"/>
-        <w:rPr>
-          <w:sz w:val="22"/>
-          <w:szCs w:val="22"/>
-        </w:rPr>
-      </w:pPr>
-      <w:r>
-        <w:rPr>
-          <w:sz w:val="22"/>
-          <w:szCs w:val="22"/>
-        </w:rPr>
-      </w:r>
-    </w:p>
-    <w:p>
-      <w:pPr>
-        <w:pStyle w:val="Normal"/>
-        <w:ind w:firstLine="708" w:end="0"/>
+        <w:ind w:firstLine="708" w:right="0"/>
+        <w:jc w:val="both"/>
+        <w:rPr>
+          <w:sz w:val="22"/>
+          <w:szCs w:val="22"/>
+        </w:rPr>
+      </w:pPr>
+      <w:r>
+        <w:rPr>
+          <w:sz w:val="22"/>
+          <w:szCs w:val="22"/>
+        </w:rPr>
+      </w:r>
+    </w:p>
+    <w:p>
+      <w:pPr>
+        <w:pStyle w:val="Normal"/>
+        <w:ind w:firstLine="708" w:right="0"/>
         <w:jc w:val="center"/>
         <w:rPr>
           <w:sz w:val="22"/>
@@ -873,7 +873,7 @@
       <w:pPr>
         <w:pStyle w:val="Style16"/>
         <w:spacing w:before="0" w:after="0"/>
-        <w:ind w:firstLine="709" w:end="0"/>
+        <w:ind w:firstLine="709" w:right="0"/>
         <w:jc w:val="center"/>
         <w:rPr>
           <w:sz w:val="22"/>
@@ -892,7 +892,7 @@
     <w:p>
       <w:pPr>
         <w:pStyle w:val="Normal"/>
-        <w:ind w:firstLine="708" w:end="0"/>
+        <w:ind w:firstLine="708" w:right="0"/>
         <w:jc w:val="both"/>
         <w:rPr>
           <w:sz w:val="22"/>
@@ -911,7 +911,7 @@
       <w:pPr>
         <w:pStyle w:val="Style16"/>
         <w:spacing w:before="0" w:after="0"/>
-        <w:ind w:firstLine="709" w:end="0"/>
+        <w:ind w:firstLine="709" w:right="0"/>
         <w:jc w:val="both"/>
         <w:rPr>
           <w:rStyle w:val="Strong"/>
@@ -952,7 +952,7 @@
       <w:pPr>
         <w:pStyle w:val="Style16"/>
         <w:spacing w:before="0" w:after="0"/>
-        <w:ind w:firstLine="684" w:end="0"/>
+        <w:ind w:firstLine="684" w:right="0"/>
         <w:jc w:val="both"/>
         <w:rPr>
           <w:rStyle w:val="Strong"/>
@@ -993,7 +993,7 @@
       <w:pPr>
         <w:pStyle w:val="Style16"/>
         <w:spacing w:before="0" w:after="0"/>
-        <w:ind w:firstLine="709" w:end="0"/>
+        <w:ind w:firstLine="709" w:right="0"/>
         <w:jc w:val="both"/>
         <w:rPr>
           <w:sz w:val="22"/>
@@ -1012,7 +1012,7 @@
       <w:pPr>
         <w:pStyle w:val="Style16"/>
         <w:spacing w:before="0" w:after="0"/>
-        <w:ind w:firstLine="709" w:end="0"/>
+        <w:ind w:firstLine="709" w:right="0"/>
         <w:jc w:val="both"/>
         <w:rPr>
           <w:sz w:val="22"/>
@@ -1031,7 +1031,7 @@
       <w:pPr>
         <w:pStyle w:val="Style16"/>
         <w:spacing w:before="0" w:after="0"/>
-        <w:ind w:firstLine="709" w:end="0"/>
+        <w:ind w:firstLine="709" w:right="0"/>
         <w:jc w:val="both"/>
         <w:rPr>
           <w:sz w:val="22"/>
@@ -1050,7 +1050,7 @@
       <w:pPr>
         <w:pStyle w:val="Style16"/>
         <w:spacing w:before="0" w:after="0"/>
-        <w:ind w:firstLine="709" w:end="0"/>
+        <w:ind w:firstLine="709" w:right="0"/>
         <w:jc w:val="both"/>
         <w:rPr>
           <w:sz w:val="22"/>
@@ -1069,7 +1069,7 @@
       <w:pPr>
         <w:pStyle w:val="Style16"/>
         <w:spacing w:before="0" w:after="0"/>
-        <w:ind w:firstLine="709" w:end="0"/>
+        <w:ind w:firstLine="709" w:right="0"/>
         <w:jc w:val="both"/>
         <w:rPr>
           <w:sz w:val="22"/>
@@ -1087,7 +1087,7 @@
       <w:pPr>
         <w:pStyle w:val="Style16"/>
         <w:spacing w:before="0" w:after="0"/>
-        <w:ind w:firstLine="709" w:end="0"/>
+        <w:ind w:firstLine="709" w:right="0"/>
         <w:jc w:val="center"/>
         <w:rPr>
           <w:b/>
@@ -1111,14 +1111,14 @@
     <w:tbl>
       <w:tblPr>
         <w:tblW w:w="9746" w:type="dxa"/>
-        <w:jc w:val="start"/>
+        <w:jc w:val="left"/>
         <w:tblInd w:w="108" w:type="dxa"/>
         <w:tblLayout w:type="fixed"/>
         <w:tblCellMar>
           <w:top w:w="0" w:type="dxa"/>
-          <w:start w:w="108" w:type="dxa"/>
+          <w:left w:w="108" w:type="dxa"/>
           <w:bottom w:w="0" w:type="dxa"/>
-          <w:end w:w="108" w:type="dxa"/>
+          <w:right w:w="108" w:type="dxa"/>
         </w:tblCellMar>
       </w:tblPr>
       <w:tblGrid>
@@ -1132,9 +1132,9 @@
             <w:tcW w:w="4564" w:type="dxa"/>
             <w:tcBorders>
               <w:top w:val="single" w:sz="4" w:space="0" w:color="000000"/>
-              <w:start w:val="single" w:sz="4" w:space="0" w:color="000000"/>
+              <w:left w:val="single" w:sz="4" w:space="0" w:color="000000"/>
               <w:bottom w:val="single" w:sz="4" w:space="0" w:color="000000"/>
-              <w:end w:val="single" w:sz="4" w:space="0" w:color="000000"/>
+              <w:right w:val="single" w:sz="4" w:space="0" w:color="000000"/>
             </w:tcBorders>
           </w:tcPr>
           <w:p>
@@ -1161,9 +1161,9 @@
             <w:tcW w:w="5182" w:type="dxa"/>
             <w:tcBorders>
               <w:top w:val="single" w:sz="4" w:space="0" w:color="000000"/>
-              <w:start w:val="single" w:sz="4" w:space="0" w:color="000000"/>
+              <w:left w:val="single" w:sz="4" w:space="0" w:color="000000"/>
               <w:bottom w:val="single" w:sz="4" w:space="0" w:color="000000"/>
-              <w:end w:val="single" w:sz="4" w:space="0" w:color="000000"/>
+              <w:right w:val="single" w:sz="4" w:space="0" w:color="000000"/>
             </w:tcBorders>
             <w:tcMar>
               <w:top w:w="55" w:type="dxa"/>
@@ -1173,7 +1173,7 @@
           <w:p>
             <w:pPr>
               <w:pStyle w:val="Normal"/>
-              <w:ind w:firstLine="709" w:end="0"/>
+              <w:ind w:firstLine="709" w:right="0"/>
               <w:rPr>
                 <w:b/>
                 <w:sz w:val="22"/>
@@ -1200,9 +1200,9 @@
             <w:tcW w:w="4564" w:type="dxa"/>
             <w:tcBorders>
               <w:top w:val="single" w:sz="4" w:space="0" w:color="000000"/>
-              <w:start w:val="single" w:sz="4" w:space="0" w:color="000000"/>
+              <w:left w:val="single" w:sz="4" w:space="0" w:color="000000"/>
               <w:bottom w:val="single" w:sz="4" w:space="0" w:color="000000"/>
-              <w:end w:val="single" w:sz="4" w:space="0" w:color="000000"/>
+              <w:right w:val="single" w:sz="4" w:space="0" w:color="000000"/>
             </w:tcBorders>
           </w:tcPr>
           <w:p>
@@ -1369,9 +1369,8 @@
             </w:pPr>
             <w:r>
               <w:rPr>
-                <w:sz w:val="20"/>
-                <w:szCs w:val="20"/>
-                <w:lang w:eastAsia="ar-SA"/>
+                <w:sz w:val="22"/>
+                <w:szCs w:val="22"/>
               </w:rPr>
             </w:r>
           </w:p>
@@ -1385,9 +1384,8 @@
             </w:pPr>
             <w:r>
               <w:rPr>
-                <w:sz w:val="20"/>
-                <w:szCs w:val="20"/>
-                <w:lang w:eastAsia="ar-SA"/>
+                <w:sz w:val="22"/>
+                <w:szCs w:val="22"/>
               </w:rPr>
             </w:r>
           </w:p>
@@ -1401,9 +1399,8 @@
             </w:pPr>
             <w:r>
               <w:rPr>
-                <w:sz w:val="20"/>
-                <w:szCs w:val="20"/>
-                <w:lang w:eastAsia="ar-SA"/>
+                <w:sz w:val="22"/>
+                <w:szCs w:val="22"/>
               </w:rPr>
             </w:r>
           </w:p>
@@ -1428,9 +1425,9 @@
           <w:tcPr>
             <w:tcW w:w="5182" w:type="dxa"/>
             <w:tcBorders>
-              <w:start w:val="single" w:sz="4" w:space="0" w:color="000000"/>
+              <w:left w:val="single" w:sz="4" w:space="0" w:color="000000"/>
               <w:bottom w:val="single" w:sz="4" w:space="0" w:color="000000"/>
-              <w:end w:val="single" w:sz="4" w:space="0" w:color="000000"/>
+              <w:right w:val="single" w:sz="4" w:space="0" w:color="000000"/>
             </w:tcBorders>
             <w:tcMar>
               <w:top w:w="55" w:type="dxa"/>
@@ -1440,25 +1437,28 @@
           <w:tbl>
             <w:tblPr>
               <w:tblW w:w="5000" w:type="pct"/>
-              <w:jc w:val="start"/>
+              <w:jc w:val="left"/>
               <w:tblInd w:w="0" w:type="dxa"/>
               <w:tblLayout w:type="fixed"/>
               <w:tblCellMar>
                 <w:top w:w="0" w:type="dxa"/>
-                <w:start w:w="0" w:type="dxa"/>
+                <w:left w:w="0" w:type="dxa"/>
                 <w:bottom w:w="0" w:type="dxa"/>
-                <w:end w:w="0" w:type="dxa"/>
+                <w:right w:w="0" w:type="dxa"/>
               </w:tblCellMar>
             </w:tblPr>
             <w:tblGrid>
-              <w:gridCol w:w="736"/>
-              <w:gridCol w:w="4230"/>
+              <w:gridCol w:w="735"/>
+              <w:gridCol w:w="976"/>
+              <w:gridCol w:w="771"/>
+              <w:gridCol w:w="1382"/>
+              <w:gridCol w:w="1102"/>
             </w:tblGrid>
             <w:tr>
               <w:trPr/>
               <w:tc>
                 <w:tcPr>
-                  <w:tcW w:w="736" w:type="dxa"/>
+                  <w:tcW w:w="735" w:type="dxa"/>
                   <w:tcBorders/>
                 </w:tcPr>
                 <w:p>
@@ -1474,13 +1474,14 @@
                       <w:sz w:val="22"/>
                       <w:szCs w:val="22"/>
                     </w:rPr>
-                    <w:t xml:space="preserve">ФИО: </w:t>
+                    <w:t>ФИО:</w:t>
                   </w:r>
                 </w:p>
               </w:tc>
               <w:tc>
                 <w:tcPr>
-                  <w:tcW w:w="4230" w:type="dxa"/>
+                  <w:tcW w:w="4231" w:type="dxa"/>
+                  <w:gridSpan w:val="4"/>
                   <w:tcBorders/>
                 </w:tcPr>
                 <w:p>
@@ -1501,29 +1502,12 @@
                 </w:p>
               </w:tc>
             </w:tr>
-          </w:tbl>
-          <w:tbl>
-            <w:tblPr>
-              <w:tblW w:w="5000" w:type="pct"/>
-              <w:jc w:val="start"/>
-              <w:tblInd w:w="0" w:type="dxa"/>
-              <w:tblLayout w:type="fixed"/>
-              <w:tblCellMar>
-                <w:top w:w="0" w:type="dxa"/>
-                <w:start w:w="0" w:type="dxa"/>
-                <w:bottom w:w="0" w:type="dxa"/>
-                <w:end w:w="0" w:type="dxa"/>
-              </w:tblCellMar>
-            </w:tblPr>
-            <w:tblGrid>
-              <w:gridCol w:w="1712"/>
-              <w:gridCol w:w="3254"/>
-            </w:tblGrid>
             <w:tr>
               <w:trPr/>
               <w:tc>
                 <w:tcPr>
-                  <w:tcW w:w="1712" w:type="dxa"/>
+                  <w:tcW w:w="1711" w:type="dxa"/>
+                  <w:gridSpan w:val="2"/>
                   <w:tcBorders/>
                 </w:tcPr>
                 <w:p>
@@ -1545,7 +1529,8 @@
               </w:tc>
               <w:tc>
                 <w:tcPr>
-                  <w:tcW w:w="3254" w:type="dxa"/>
+                  <w:tcW w:w="3255" w:type="dxa"/>
+                  <w:gridSpan w:val="3"/>
                   <w:tcBorders/>
                 </w:tcPr>
                 <w:p>
@@ -1566,38 +1551,21 @@
                 </w:p>
               </w:tc>
             </w:tr>
-          </w:tbl>
-          <w:tbl>
-            <w:tblPr>
-              <w:tblW w:w="5000" w:type="pct"/>
-              <w:jc w:val="start"/>
-              <w:tblInd w:w="0" w:type="dxa"/>
-              <w:tblLayout w:type="fixed"/>
-              <w:tblCellMar>
-                <w:top w:w="0" w:type="dxa"/>
-                <w:start w:w="0" w:type="dxa"/>
-                <w:bottom w:w="0" w:type="dxa"/>
-                <w:end w:w="0" w:type="dxa"/>
-              </w:tblCellMar>
-            </w:tblPr>
-            <w:tblGrid>
-              <w:gridCol w:w="2483"/>
-              <w:gridCol w:w="2483"/>
-            </w:tblGrid>
             <w:tr>
               <w:trPr>
                 <w:trHeight w:val="201" w:hRule="atLeast"/>
               </w:trPr>
               <w:tc>
                 <w:tcPr>
-                  <w:tcW w:w="2483" w:type="dxa"/>
+                  <w:tcW w:w="2482" w:type="dxa"/>
+                  <w:gridSpan w:val="3"/>
                   <w:tcBorders/>
                 </w:tcPr>
                 <w:p>
                   <w:pPr>
                     <w:pStyle w:val="Normal"/>
                     <w:shd w:val="clear" w:fill="FFFFFF"/>
-                    <w:ind w:hanging="0" w:start="0" w:end="0"/>
+                    <w:ind w:hanging="0" w:left="0" w:right="0"/>
                     <w:rPr>
                       <w:rFonts w:eastAsia="Batang;바탕"/>
                       <w:sz w:val="22"/>
@@ -1616,7 +1584,8 @@
               </w:tc>
               <w:tc>
                 <w:tcPr>
-                  <w:tcW w:w="2483" w:type="dxa"/>
+                  <w:tcW w:w="2484" w:type="dxa"/>
+                  <w:gridSpan w:val="2"/>
                   <w:tcBorders/>
                 </w:tcPr>
                 <w:p>
@@ -1637,14 +1606,14 @@
               <w:tc>
                 <w:tcPr>
                   <w:tcW w:w="4966" w:type="dxa"/>
-                  <w:gridSpan w:val="2"/>
+                  <w:gridSpan w:val="5"/>
                   <w:tcBorders/>
                 </w:tcPr>
                 <w:p>
                   <w:pPr>
                     <w:pStyle w:val="Normal"/>
                     <w:shd w:val="clear" w:fill="FFFFFF"/>
-                    <w:ind w:hanging="0" w:start="0" w:end="0"/>
+                    <w:ind w:hanging="0" w:left="0" w:right="0"/>
                     <w:rPr>
                       <w:rFonts w:eastAsia="Batang;바탕"/>
                       <w:sz w:val="22"/>
@@ -1662,29 +1631,12 @@
                 </w:p>
               </w:tc>
             </w:tr>
-          </w:tbl>
-          <w:tbl>
-            <w:tblPr>
-              <w:tblW w:w="5000" w:type="pct"/>
-              <w:jc w:val="start"/>
-              <w:tblInd w:w="0" w:type="dxa"/>
-              <w:tblLayout w:type="fixed"/>
-              <w:tblCellMar>
-                <w:top w:w="0" w:type="dxa"/>
-                <w:start w:w="0" w:type="dxa"/>
-                <w:bottom w:w="0" w:type="dxa"/>
-                <w:end w:w="0" w:type="dxa"/>
-              </w:tblCellMar>
-            </w:tblPr>
-            <w:tblGrid>
-              <w:gridCol w:w="3865"/>
-              <w:gridCol w:w="1101"/>
-            </w:tblGrid>
             <w:tr>
               <w:trPr/>
               <w:tc>
                 <w:tcPr>
-                  <w:tcW w:w="3865" w:type="dxa"/>
+                  <w:tcW w:w="3864" w:type="dxa"/>
+                  <w:gridSpan w:val="4"/>
                   <w:tcBorders/>
                 </w:tcPr>
                 <w:p>
@@ -1706,7 +1658,7 @@
               </w:tc>
               <w:tc>
                 <w:tcPr>
-                  <w:tcW w:w="1101" w:type="dxa"/>
+                  <w:tcW w:w="1102" w:type="dxa"/>
                   <w:tcBorders/>
                 </w:tcPr>
                 <w:p>
@@ -1731,7 +1683,7 @@
               <w:tc>
                 <w:tcPr>
                   <w:tcW w:w="4966" w:type="dxa"/>
-                  <w:gridSpan w:val="2"/>
+                  <w:gridSpan w:val="5"/>
                   <w:tcBorders/>
                 </w:tcPr>
                 <w:p>
@@ -1757,7 +1709,7 @@
               <w:tc>
                 <w:tcPr>
                   <w:tcW w:w="4966" w:type="dxa"/>
-                  <w:gridSpan w:val="2"/>
+                  <w:gridSpan w:val="5"/>
                   <w:tcBorders/>
                 </w:tcPr>
                 <w:p>
@@ -1783,7 +1735,7 @@
             <w:pPr>
               <w:pStyle w:val="Normal"/>
               <w:shd w:val="clear" w:fill="FFFFFF"/>
-              <w:ind w:hanging="0" w:start="0" w:end="0"/>
+              <w:ind w:hanging="0" w:left="0" w:right="0"/>
               <w:rPr/>
             </w:pPr>
             <w:r>
@@ -1794,7 +1746,7 @@
             <w:pPr>
               <w:pStyle w:val="Normal"/>
               <w:shd w:val="clear" w:fill="FFFFFF"/>
-              <w:ind w:hanging="0" w:start="0" w:end="0"/>
+              <w:ind w:hanging="0" w:left="0" w:right="0"/>
               <w:rPr/>
             </w:pPr>
             <w:r>
@@ -1805,7 +1757,7 @@
             <w:pPr>
               <w:pStyle w:val="Normal"/>
               <w:shd w:val="clear" w:fill="FFFFFF"/>
-              <w:ind w:hanging="0" w:start="0" w:end="0"/>
+              <w:ind w:hanging="0" w:left="0" w:right="0"/>
               <w:rPr/>
             </w:pPr>
             <w:r>
@@ -1839,9 +1791,9 @@
             <w:tcW w:w="4564" w:type="dxa"/>
             <w:tcBorders>
               <w:top w:val="single" w:sz="4" w:space="0" w:color="000000"/>
-              <w:start w:val="single" w:sz="4" w:space="0" w:color="000000"/>
+              <w:left w:val="single" w:sz="4" w:space="0" w:color="000000"/>
               <w:bottom w:val="single" w:sz="4" w:space="0" w:color="000000"/>
-              <w:end w:val="single" w:sz="4" w:space="0" w:color="000000"/>
+              <w:right w:val="single" w:sz="4" w:space="0" w:color="000000"/>
             </w:tcBorders>
           </w:tcPr>
           <w:p>
@@ -1870,9 +1822,9 @@
             <w:tcW w:w="5182" w:type="dxa"/>
             <w:tcBorders>
               <w:top w:val="single" w:sz="4" w:space="0" w:color="000000"/>
-              <w:start w:val="single" w:sz="4" w:space="0" w:color="000000"/>
+              <w:left w:val="single" w:sz="4" w:space="0" w:color="000000"/>
               <w:bottom w:val="single" w:sz="4" w:space="0" w:color="000000"/>
-              <w:end w:val="single" w:sz="4" w:space="0" w:color="000000"/>
+              <w:right w:val="single" w:sz="4" w:space="0" w:color="000000"/>
             </w:tcBorders>
           </w:tcPr>
           <w:p>
@@ -2006,7 +1958,7 @@
   <w:p>
     <w:pPr>
       <w:pStyle w:val="Footer"/>
-      <w:ind w:end="360"/>
+      <w:ind w:right="360"/>
       <w:rPr/>
     </w:pPr>
     <w:r>
@@ -2059,37 +2011,42 @@
                           <w:r>
                             <w:rPr>
                               <w:rStyle w:val="PageNumber"/>
+                              <w:color w:val="000000"/>
                             </w:rPr>
                             <w:fldChar w:fldCharType="begin"/>
                           </w:r>
                           <w:r>
                             <w:rPr>
                               <w:rStyle w:val="PageNumber"/>
+                              <w:color w:val="000000"/>
                             </w:rPr>
                             <w:instrText xml:space="preserve"> PAGE </w:instrText>
                           </w:r>
                           <w:r>
                             <w:rPr>
                               <w:rStyle w:val="PageNumber"/>
+                              <w:color w:val="000000"/>
                             </w:rPr>
                             <w:fldChar w:fldCharType="separate"/>
                           </w:r>
                           <w:r>
                             <w:rPr>
                               <w:rStyle w:val="PageNumber"/>
+                              <w:color w:val="000000"/>
                             </w:rPr>
                             <w:t>2</w:t>
                           </w:r>
                           <w:r>
                             <w:rPr>
                               <w:rStyle w:val="PageNumber"/>
+                              <w:color w:val="000000"/>
                             </w:rPr>
                             <w:fldChar w:fldCharType="end"/>
                           </w:r>
                         </w:p>
                       </w:txbxContent>
                     </wps:txbx>
-                    <wps:bodyPr lIns="720" rIns="720" tIns="720" bIns="720" anchor="t">
+                    <wps:bodyPr lIns="720" tIns="720" rIns="720" bIns="720" anchor="t">
                       <a:noAutofit/>
                     </wps:bodyPr>
                   </wps:wsp>
@@ -2100,8 +2057,8 @@
         </mc:Choice>
         <mc:Fallback>
           <w:pict>
-            <v:rect id="shape_0" fillcolor="white" stroked="f" o:allowincell="f" style="position:absolute;margin-left:517.25pt;margin-top:0.05pt;width:5.95pt;height:13.7pt;mso-wrap-style:square;v-text-anchor:top;mso-position-horizontal:right;mso-position-horizontal-relative:margin">
-              <v:fill o:detectmouseclick="t" type="solid" color2="black" opacity="0"/>
+            <v:rect id="shape_0" stroked="f" o:allowincell="f" style="position:absolute;margin-left:517.25pt;margin-top:0.05pt;width:5.95pt;height:13.7pt;mso-wrap-style:square;v-text-anchor:top;mso-position-horizontal:right;mso-position-horizontal-relative:margin">
+              <v:fill o:detectmouseclick="t" on="false"/>
               <v:stroke color="#3465a4" joinstyle="round" endcap="flat"/>
               <v:textbox>
                 <w:txbxContent>
@@ -2113,30 +2070,35 @@
                     <w:r>
                       <w:rPr>
                         <w:rStyle w:val="PageNumber"/>
+                        <w:color w:val="000000"/>
                       </w:rPr>
                       <w:fldChar w:fldCharType="begin"/>
                     </w:r>
                     <w:r>
                       <w:rPr>
                         <w:rStyle w:val="PageNumber"/>
+                        <w:color w:val="000000"/>
                       </w:rPr>
                       <w:instrText xml:space="preserve"> PAGE </w:instrText>
                     </w:r>
                     <w:r>
                       <w:rPr>
                         <w:rStyle w:val="PageNumber"/>
+                        <w:color w:val="000000"/>
                       </w:rPr>
                       <w:fldChar w:fldCharType="separate"/>
                     </w:r>
                     <w:r>
                       <w:rPr>
                         <w:rStyle w:val="PageNumber"/>
+                        <w:color w:val="000000"/>
                       </w:rPr>
                       <w:t>2</w:t>
                     </w:r>
                     <w:r>
                       <w:rPr>
                         <w:rStyle w:val="PageNumber"/>
+                        <w:color w:val="000000"/>
                       </w:rPr>
                       <w:fldChar w:fldCharType="end"/>
                     </w:r>
@@ -2158,7 +2120,7 @@
   <w:p>
     <w:pPr>
       <w:pStyle w:val="Footer"/>
-      <w:ind w:end="360"/>
+      <w:ind w:right="360"/>
       <w:rPr/>
     </w:pPr>
     <w:r>
@@ -2211,37 +2173,42 @@
                           <w:r>
                             <w:rPr>
                               <w:rStyle w:val="PageNumber"/>
+                              <w:color w:val="000000"/>
                             </w:rPr>
                             <w:fldChar w:fldCharType="begin"/>
                           </w:r>
                           <w:r>
                             <w:rPr>
                               <w:rStyle w:val="PageNumber"/>
+                              <w:color w:val="000000"/>
                             </w:rPr>
                             <w:instrText xml:space="preserve"> PAGE </w:instrText>
                           </w:r>
                           <w:r>
                             <w:rPr>
                               <w:rStyle w:val="PageNumber"/>
+                              <w:color w:val="000000"/>
                             </w:rPr>
                             <w:fldChar w:fldCharType="separate"/>
                           </w:r>
                           <w:r>
                             <w:rPr>
                               <w:rStyle w:val="PageNumber"/>
+                              <w:color w:val="000000"/>
                             </w:rPr>
                             <w:t>2</w:t>
                           </w:r>
                           <w:r>
                             <w:rPr>
                               <w:rStyle w:val="PageNumber"/>
+                              <w:color w:val="000000"/>
                             </w:rPr>
                             <w:fldChar w:fldCharType="end"/>
                           </w:r>
                         </w:p>
                       </w:txbxContent>
                     </wps:txbx>
-                    <wps:bodyPr lIns="720" rIns="720" tIns="720" bIns="720" anchor="t">
+                    <wps:bodyPr lIns="720" tIns="720" rIns="720" bIns="720" anchor="t">
                       <a:noAutofit/>
                     </wps:bodyPr>
                   </wps:wsp>
@@ -2252,8 +2219,8 @@
         </mc:Choice>
         <mc:Fallback>
           <w:pict>
-            <v:rect id="shape_0" fillcolor="white" stroked="f" o:allowincell="f" style="position:absolute;margin-left:517.25pt;margin-top:0.05pt;width:5.95pt;height:13.7pt;mso-wrap-style:square;v-text-anchor:top;mso-position-horizontal:right;mso-position-horizontal-relative:margin">
-              <v:fill o:detectmouseclick="t" type="solid" color2="black" opacity="0"/>
+            <v:rect id="shape_0" stroked="f" o:allowincell="f" style="position:absolute;margin-left:517.25pt;margin-top:0.05pt;width:5.95pt;height:13.7pt;mso-wrap-style:square;v-text-anchor:top;mso-position-horizontal:right;mso-position-horizontal-relative:margin">
+              <v:fill o:detectmouseclick="t" on="false"/>
               <v:stroke color="#3465a4" joinstyle="round" endcap="flat"/>
               <v:textbox>
                 <w:txbxContent>
@@ -2265,30 +2232,35 @@
                     <w:r>
                       <w:rPr>
                         <w:rStyle w:val="PageNumber"/>
+                        <w:color w:val="000000"/>
                       </w:rPr>
                       <w:fldChar w:fldCharType="begin"/>
                     </w:r>
                     <w:r>
                       <w:rPr>
                         <w:rStyle w:val="PageNumber"/>
+                        <w:color w:val="000000"/>
                       </w:rPr>
                       <w:instrText xml:space="preserve"> PAGE </w:instrText>
                     </w:r>
                     <w:r>
                       <w:rPr>
                         <w:rStyle w:val="PageNumber"/>
+                        <w:color w:val="000000"/>
                       </w:rPr>
                       <w:fldChar w:fldCharType="separate"/>
                     </w:r>
                     <w:r>
                       <w:rPr>
                         <w:rStyle w:val="PageNumber"/>
+                        <w:color w:val="000000"/>
                       </w:rPr>
                       <w:t>2</w:t>
                     </w:r>
                     <w:r>
                       <w:rPr>
                         <w:rStyle w:val="PageNumber"/>
+                        <w:color w:val="000000"/>
                       </w:rPr>
                       <w:fldChar w:fldCharType="end"/>
                     </w:r>
@@ -2330,7 +2302,7 @@
       <w:suppressAutoHyphens w:val="true"/>
       <w:bidi w:val="0"/>
       <w:spacing w:before="0" w:after="0"/>
-      <w:jc w:val="start"/>
+      <w:jc w:val="left"/>
     </w:pPr>
     <w:rPr>
       <w:rFonts w:ascii="Times New Roman" w:hAnsi="Times New Roman" w:eastAsia="Times New Roman" w:cs="Times New Roman"/>
@@ -2488,7 +2460,7 @@
     <w:next w:val="Normal"/>
     <w:qFormat/>
     <w:pPr>
-      <w:ind w:hanging="0" w:start="170" w:end="0"/>
+      <w:ind w:hanging="0" w:left="170" w:right="0"/>
       <w:jc w:val="both"/>
     </w:pPr>
     <w:rPr>
@@ -2561,15 +2533,15 @@
       <w:bCs/>
     </w:rPr>
   </w:style>
-  <w:style w:type="paragraph" w:styleId="FrameContentsuser">
-    <w:name w:val="Frame Contents (user)"/>
+  <w:style w:type="paragraph" w:styleId="FrameContents">
+    <w:name w:val="Frame Contents"/>
     <w:basedOn w:val="Normal"/>
     <w:qFormat/>
     <w:pPr/>
     <w:rPr/>
   </w:style>
-  <w:style w:type="paragraph" w:styleId="FrameContents">
-    <w:name w:val="Frame Contents"/>
+  <w:style w:type="paragraph" w:styleId="FrameContentsuser">
+    <w:name w:val="Frame Contents (user)"/>
     <w:basedOn w:val="Normal"/>
     <w:qFormat/>
     <w:pPr/>
@@ -2586,37 +2558,37 @@
         <a:srgbClr val="000000"/>
       </a:dk1>
       <a:lt1>
-        <a:srgbClr val="ffffff"/>
+        <a:srgbClr val="FFFFFF"/>
       </a:lt1>
       <a:dk2>
         <a:srgbClr val="000000"/>
       </a:dk2>
       <a:lt2>
-        <a:srgbClr val="ffffff"/>
+        <a:srgbClr val="FFFFFF"/>
       </a:lt2>
       <a:accent1>
-        <a:srgbClr val="18a303"/>
+        <a:srgbClr val="18A303"/>
       </a:accent1>
       <a:accent2>
-        <a:srgbClr val="0369a3"/>
+        <a:srgbClr val="0369A3"/>
       </a:accent2>
       <a:accent3>
-        <a:srgbClr val="a33e03"/>
+        <a:srgbClr val="A33E03"/>
       </a:accent3>
       <a:accent4>
-        <a:srgbClr val="8e03a3"/>
+        <a:srgbClr val="8E03A3"/>
       </a:accent4>
       <a:accent5>
-        <a:srgbClr val="c99c00"/>
+        <a:srgbClr val="C99C00"/>
       </a:accent5>
       <a:accent6>
-        <a:srgbClr val="c9211e"/>
+        <a:srgbClr val="C9211E"/>
       </a:accent6>
       <a:hlink>
-        <a:srgbClr val="0000ee"/>
+        <a:srgbClr val="0000EE"/>
       </a:hlink>
       <a:folHlink>
-        <a:srgbClr val="551a8b"/>
+        <a:srgbClr val="551A8B"/>
       </a:folHlink>
     </a:clrScheme>
     <a:fontScheme name="Office">
